--- a/524H0134_524H0017.docx
+++ b/524H0134_524H0017.docx
@@ -1812,25 +1812,7 @@
           <w:sz w:val="26"/>
           <w:szCs w:val="26"/>
         </w:rPr>
-        <w:t xml:space="preserve">If something wrong happens, </w:t>
-      </w:r>
-      <w:proofErr w:type="gramStart"/>
-      <w:r>
-        <w:rPr>
-          <w:b/>
-          <w:sz w:val="26"/>
-          <w:szCs w:val="26"/>
-        </w:rPr>
-        <w:t>We’ll</w:t>
-      </w:r>
-      <w:proofErr w:type="gramEnd"/>
-      <w:r>
-        <w:rPr>
-          <w:b/>
-          <w:sz w:val="26"/>
-          <w:szCs w:val="26"/>
-        </w:rPr>
-        <w:t xml:space="preserve"> take full responsibility for the content of my project. </w:t>
+        <w:t xml:space="preserve">If something wrong happens, We’ll take full responsibility for the content of my project. </w:t>
       </w:r>
       <w:r>
         <w:rPr>
@@ -4236,15 +4218,7 @@
         <w:ind w:firstLine="284"/>
       </w:pPr>
       <w:r>
-        <w:t>wasm-pack (for Rust): A toolchain for the Rust language that automatically produces the .wasm file, a JavaScript connector, and TypeScript definitions. Compared to Emscripten, wasm-pack produces smaller output and integrates with JavaScript more easily through the wasm-bindgen code generator. Rust&amp;#x</w:t>
-      </w:r>
-      <w:proofErr w:type="gramStart"/>
-      <w:r>
-        <w:t>2019;s</w:t>
-      </w:r>
-      <w:proofErr w:type="gramEnd"/>
-      <w:r>
-        <w:t xml:space="preserve"> borrow checker enforces memory safety at compile time, eliminating entire classes of memory errors that are possible in C++.</w:t>
+        <w:t>wasm-pack (for Rust): A toolchain for the Rust language that automatically produces the .wasm file, a JavaScript connector, and TypeScript definitions. Compared to Emscripten, wasm-pack produces smaller output and integrates with JavaScript more easily through the wasm-bindgen code generator. Rust&amp;#x2019;s borrow checker enforces memory safety at compile time, eliminating entire classes of memory errors that are possible in C++.</w:t>
       </w:r>
     </w:p>
     <w:p>
@@ -4649,15 +4623,7 @@
         <w:ind w:firstLine="284"/>
       </w:pPr>
       <w:r>
-        <w:t xml:space="preserve">For the JavaScript filter comparison path, the </w:t>
-      </w:r>
-      <w:proofErr w:type="gramStart"/>
-      <w:r>
-        <w:t>applyJSFilter(</w:t>
-      </w:r>
-      <w:proofErr w:type="gramEnd"/>
-      <w:r>
-        <w:t>) function executes an equivalent Gaussian Blur using pure JavaScript, capturing execution time for benchmarking purposes. Both execution times are recorded in the BENCHMARK_RESULT table as defined in the ERD.</w:t>
+        <w:t>For the JavaScript filter comparison path, the applyJSFilter() function executes an equivalent Gaussian Blur using pure JavaScript, capturing execution time for benchmarking purposes. Both execution times are recorded in the BENCHMARK_RESULT table as defined in the ERD.</w:t>
       </w:r>
     </w:p>
     <w:p>
@@ -4830,19 +4796,27 @@
           <w:rPr>
             <w:rStyle w:val="Hyperlink"/>
           </w:rPr>
-          <w:t>https://github.com/khanglhlt-hash/Web_Program_and_A</w:t>
+          <w:t>https://github.com/khanglhlt-hash/Web_Program_and_Application_Mid_Term</w:t>
         </w:r>
+      </w:hyperlink>
+      <w:r>
+        <w:t xml:space="preserve"> </w:t>
+      </w:r>
+    </w:p>
+    <w:p>
+      <w:pPr>
+        <w:pStyle w:val="Nidungvnbn"/>
+        <w:ind w:firstLine="0"/>
+      </w:pPr>
+      <w:r>
+        <w:t xml:space="preserve">Link Video Demo: </w:t>
+      </w:r>
+      <w:hyperlink r:id="rId16" w:history="1">
         <w:r>
           <w:rPr>
             <w:rStyle w:val="Hyperlink"/>
           </w:rPr>
-          <w:t>p</w:t>
-        </w:r>
-        <w:r>
-          <w:rPr>
-            <w:rStyle w:val="Hyperlink"/>
-          </w:rPr>
-          <w:t>plication_Mid_Term</w:t>
+          <w:t>https://drive.google.com/file/d/1Wn5-OAVNUikxoWaQZhCOSQjv2o7Up3zd/view?usp=drive_link</w:t>
         </w:r>
       </w:hyperlink>
       <w:r>
@@ -4852,17 +4826,8 @@
     <w:p>
       <w:pPr>
         <w:pStyle w:val="Nidungvnbn"/>
-        <w:ind w:firstLine="0"/>
-      </w:pPr>
-    </w:p>
-    <w:p>
-      <w:pPr>
-        <w:pStyle w:val="Nidungvnbn"/>
-        <w:ind w:firstLine="0"/>
-      </w:pPr>
-      <w:r>
-        <w:t xml:space="preserve">Link Video Demo: </w:t>
-      </w:r>
+        <w:ind w:firstLine="284"/>
+      </w:pPr>
     </w:p>
     <w:p>
       <w:pPr>
@@ -4870,14 +4835,8 @@
         <w:ind w:firstLine="284"/>
       </w:pPr>
     </w:p>
-    <w:p>
-      <w:pPr>
-        <w:pStyle w:val="Nidungvnbn"/>
-        <w:ind w:firstLine="284"/>
-      </w:pPr>
-    </w:p>
-    <w:bookmarkStart w:id="21" w:name="_Toc152077862" w:displacedByCustomXml="next"/>
-    <w:bookmarkStart w:id="22" w:name="_Toc229593558" w:displacedByCustomXml="next"/>
+    <w:bookmarkStart w:id="21" w:name="_Toc229593558" w:displacedByCustomXml="next"/>
+    <w:bookmarkStart w:id="22" w:name="_Toc152077862" w:displacedByCustomXml="next"/>
     <w:sdt>
       <w:sdtPr>
         <w:rPr>
@@ -5085,7 +5044,7 @@
       </w:pPr>
     </w:p>
     <w:sectPr>
-      <w:headerReference w:type="default" r:id="rId16"/>
+      <w:headerReference w:type="default" r:id="rId17"/>
       <w:pgSz w:w="11906" w:h="16838" w:code="9"/>
       <w:pgMar w:top="1985" w:right="1134" w:bottom="1701" w:left="1985" w:header="720" w:footer="720" w:gutter="0"/>
       <w:pgNumType w:start="1"/>

--- a/524H0134_524H0017.docx
+++ b/524H0134_524H0017.docx
@@ -1764,7 +1764,21 @@
           <w:sz w:val="26"/>
           <w:szCs w:val="26"/>
         </w:rPr>
-        <w:t>We hereby declare that this is our own project and is guided by Mr. Trinh Hung Cuong; The content research and results contained herein are central and have not been published in any form before. The data in the tables for analysis, comments and evaluation are collected by the main author from different sources, which are clearly stated in the reference section.</w:t>
+        <w:t xml:space="preserve">We hereby declare that this is our own project and is guided by Mr. </w:t>
+      </w:r>
+      <w:r>
+        <w:rPr>
+          <w:sz w:val="26"/>
+          <w:szCs w:val="26"/>
+        </w:rPr>
+        <w:t>Le Van Vang</w:t>
+      </w:r>
+      <w:r>
+        <w:rPr>
+          <w:sz w:val="26"/>
+          <w:szCs w:val="26"/>
+        </w:rPr>
+        <w:t>; The content research and results contained herein are central and have not been published in any form before. The data in the tables for analysis, comments and evaluation are collected by the main author from different sources, which are clearly stated in the reference section.</w:t>
       </w:r>
     </w:p>
     <w:p>
@@ -4835,8 +4849,8 @@
         <w:ind w:firstLine="284"/>
       </w:pPr>
     </w:p>
-    <w:bookmarkStart w:id="21" w:name="_Toc229593558" w:displacedByCustomXml="next"/>
-    <w:bookmarkStart w:id="22" w:name="_Toc152077862" w:displacedByCustomXml="next"/>
+    <w:bookmarkStart w:id="21" w:name="_Toc152077862" w:displacedByCustomXml="next"/>
+    <w:bookmarkStart w:id="22" w:name="_Toc229593558" w:displacedByCustomXml="next"/>
     <w:sdt>
       <w:sdtPr>
         <w:rPr>
